--- a/download/service_providing_group_membership.docx
+++ b/download/service_providing_group_membership.docx
@@ -2241,7 +2241,7 @@
     <w:bookmarkEnd w:id="42"/>
     <w:bookmarkEnd w:id="43"/>
     <w:sectPr>
-      <w:headerReference r:id="rId11" w:type="default"/>
+      <w:headerReference r:id="rId9" w:type="default"/>
       <w:pgSz w:h="11906" w:orient="landscape" w:w="16838"/>
       <w:pgMar w:bottom="1417" w:footer="708" w:gutter="0" w:header="708" w:left="1417" w:right="1417" w:top="1417"/>
       <w:cols w:space="708"/>

--- a/download/service_providing_group_membership.docx
+++ b/download/service_providing_group_membership.docx
@@ -2241,7 +2241,7 @@
     <w:bookmarkEnd w:id="42"/>
     <w:bookmarkEnd w:id="43"/>
     <w:sectPr>
-      <w:headerReference r:id="rId9" w:type="default"/>
+      <w:headerReference r:id="rId11" w:type="default"/>
       <w:pgSz w:h="11906" w:orient="landscape" w:w="16838"/>
       <w:pgMar w:bottom="1417" w:footer="708" w:gutter="0" w:header="708" w:left="1417" w:right="1417" w:top="1417"/>
       <w:cols w:space="708"/>

--- a/download/service_providing_group_membership.docx
+++ b/download/service_providing_group_membership.docx
@@ -506,9 +506,9 @@
         <w:tblLook w:firstRow="1" w:lastRow="0" w:firstColumn="0" w:lastColumn="0" w:noHBand="0" w:noVBand="0" w:val="0020"/>
       </w:tblPr>
       <w:tblGrid>
-        <w:gridCol w:w="1363"/>
-        <w:gridCol w:w="6037"/>
-        <w:gridCol w:w="519"/>
+        <w:gridCol w:w="1020"/>
+        <w:gridCol w:w="6559"/>
+        <w:gridCol w:w="340"/>
       </w:tblGrid>
       <w:tr>
         <w:trPr>
@@ -603,6 +603,76 @@
             </w:pPr>
             <w:r>
               <w:t xml:space="preserve">The controllable unit must be in the bidding zone defined on the SPG.</w:t>
+            </w:r>
+          </w:p>
+        </w:tc>
+        <w:tc>
+          <w:tcPr/>
+          <w:p>
+            <w:pPr>
+              <w:pStyle w:val="Compact"/>
+            </w:pPr>
+            <w:r>
+              <w:t xml:space="preserve">DONE</w:t>
+            </w:r>
+          </w:p>
+        </w:tc>
+      </w:tr>
+      <w:tr>
+        <w:tc>
+          <w:tcPr/>
+          <w:p>
+            <w:pPr>
+              <w:pStyle w:val="Compact"/>
+            </w:pPr>
+            <w:r>
+              <w:t xml:space="preserve">SPGM-VAL003</w:t>
+            </w:r>
+          </w:p>
+        </w:tc>
+        <w:tc>
+          <w:tcPr/>
+          <w:p>
+            <w:pPr>
+              <w:pStyle w:val="Compact"/>
+            </w:pPr>
+            <w:r>
+              <w:t xml:space="preserve">The flexible power of the controllable unit must not exceed 100% of the combined maximum active power of all its technical resources.</w:t>
+            </w:r>
+          </w:p>
+        </w:tc>
+        <w:tc>
+          <w:tcPr/>
+          <w:p>
+            <w:pPr>
+              <w:pStyle w:val="Compact"/>
+            </w:pPr>
+            <w:r>
+              <w:t xml:space="preserve">DONE</w:t>
+            </w:r>
+          </w:p>
+        </w:tc>
+      </w:tr>
+      <w:tr>
+        <w:tc>
+          <w:tcPr/>
+          <w:p>
+            <w:pPr>
+              <w:pStyle w:val="Compact"/>
+            </w:pPr>
+            <w:r>
+              <w:t xml:space="preserve">SPGM-VAL004</w:t>
+            </w:r>
+          </w:p>
+        </w:tc>
+        <w:tc>
+          <w:tcPr/>
+          <w:p>
+            <w:pPr>
+              <w:pStyle w:val="Compact"/>
+            </w:pPr>
+            <w:r>
+              <w:t xml:space="preserve">The controllable unit must be active before it can be added to a SPG.</w:t>
             </w:r>
           </w:p>
         </w:tc>
